--- a/testakten/sozialrecht-elektrorollstuhl-koerner-oldenburg/21_wohnungsrundgang_protokoll_mit_skizze.docx
+++ b/testakten/sozialrecht-elektrorollstuhl-koerner-oldenburg/21_wohnungsrundgang_protokoll_mit_skizze.docx
@@ -29,7 +29,7 @@
           <w:i w:val="0"/>
           <w:sz w:val="22"/>
         </w:rPr>
-        <w:t>Fachhandel fuer Rehabilitationstechnik</w:t>
+        <w:t>Fachhandel für Rehabilitationstechnik</w:t>
       </w:r>
     </w:p>
     <w:p>
@@ -40,7 +40,7 @@
           <w:i w:val="0"/>
           <w:sz w:val="22"/>
         </w:rPr>
-        <w:t>Cloppenburger Strasse 302, 26133 Oldenburg</w:t>
+        <w:t>Cloppenburger Straße 302, 26133 Oldenburg</w:t>
       </w:r>
     </w:p>
     <w:p/>
@@ -60,7 +60,7 @@
           <w:i w:val="0"/>
           <w:sz w:val="22"/>
         </w:rPr>
-        <w:t>Hausbesuch am 19.05.2026 durch den Rehatechniker Jonas Wiechmann. Anwesend waren Herr Koerner und seine Tochter Frau Dagmar Lindqvist.</w:t>
+        <w:t>Hausbesuch am 19.05.2026 durch den Rehatechniker Jonas Wiechmann. Anwesend waren Herr Körner und seine Tochter Frau Dagmar Lindqvist.</w:t>
       </w:r>
     </w:p>
     <w:p>
@@ -68,7 +68,7 @@
         <w:pStyle w:val="Heading2"/>
       </w:pPr>
       <w:r>
-        <w:t>2. Raumbeschreibung mit Massangaben</w:t>
+        <w:t>2. Raumbeschreibung mit Maßangaben</w:t>
       </w:r>
     </w:p>
     <w:tbl>
@@ -127,7 +127,7 @@
                 <w:b/>
                 <w:sz w:val="20"/>
               </w:rPr>
-              <w:t>Bewertung fuer Elektrorollstuhl</w:t>
+              <w:t>Bewertung für Elektrorollstuhl</w:t>
             </w:r>
           </w:p>
         </w:tc>
@@ -174,7 +174,7 @@
                 <w:rFonts w:ascii="Times New Roman" w:hAnsi="Times New Roman"/>
                 <w:sz w:val="20"/>
               </w:rPr>
-              <w:t>Rampe oder Treppenlift erforderlich, gesondert zu pruefen</w:t>
+              <w:t>Rampe oder Treppenlift erforderlich, gesondert zu prüfen</w:t>
             </w:r>
           </w:p>
         </w:tc>
@@ -221,7 +221,7 @@
                 <w:rFonts w:ascii="Times New Roman" w:hAnsi="Times New Roman"/>
                 <w:sz w:val="20"/>
               </w:rPr>
-              <w:t>Elektrorollstuhl bleibt im Erdgeschoss, Transferloesung noetig</w:t>
+              <w:t>Elektrorollstuhl bleibt im Erdgeschoss, Transferlösung nötig</w:t>
             </w:r>
           </w:p>
         </w:tc>
@@ -268,7 +268,7 @@
                 <w:rFonts w:ascii="Times New Roman" w:hAnsi="Times New Roman"/>
                 <w:sz w:val="20"/>
               </w:rPr>
-              <w:t>ausreichend fuer kompakten Elektrorollstuhl</w:t>
+              <w:t>ausreichend für kompakten Elektrorollstuhl</w:t>
             </w:r>
           </w:p>
         </w:tc>
@@ -300,7 +300,7 @@
                 <w:rFonts w:ascii="Times New Roman" w:hAnsi="Times New Roman"/>
                 <w:sz w:val="20"/>
               </w:rPr>
-              <w:t>18 Quadratmeter, ein Teppich mit erhoehter Kante</w:t>
+              <w:t>18 Quadratmeter, ein Teppich mit erhöhter Kante</w:t>
             </w:r>
           </w:p>
         </w:tc>
@@ -332,7 +332,7 @@
                 <w:rFonts w:ascii="Times New Roman" w:hAnsi="Times New Roman"/>
                 <w:sz w:val="20"/>
               </w:rPr>
-              <w:t>Kueche</w:t>
+              <w:t>Küche</w:t>
             </w:r>
           </w:p>
         </w:tc>
@@ -347,7 +347,7 @@
                 <w:rFonts w:ascii="Times New Roman" w:hAnsi="Times New Roman"/>
                 <w:sz w:val="20"/>
               </w:rPr>
-              <w:t>schmal, Arbeitsflaeche 60 cm Durchgangsbreite</w:t>
+              <w:t>schmal, Arbeitsfläche 60 cm Durchgangsbreite</w:t>
             </w:r>
           </w:p>
         </w:tc>
@@ -362,7 +362,7 @@
                 <w:rFonts w:ascii="Times New Roman" w:hAnsi="Times New Roman"/>
                 <w:sz w:val="20"/>
               </w:rPr>
-              <w:t>eingeschraenkt befahrbar, Rangieren erschwert</w:t>
+              <w:t>eingeschränkt befahrbar, Rangieren erschwert</w:t>
             </w:r>
           </w:p>
         </w:tc>
@@ -394,7 +394,7 @@
                 <w:rFonts w:ascii="Times New Roman" w:hAnsi="Times New Roman"/>
                 <w:sz w:val="20"/>
               </w:rPr>
-              <w:t>Tuerbreite 70 cm, keine Schwellenfreiheit</w:t>
+              <w:t>Türbreite 70 cm, keine Schwellenfreiheit</w:t>
             </w:r>
           </w:p>
         </w:tc>
@@ -432,7 +432,7 @@
           <w:i w:val="0"/>
           <w:sz w:val="22"/>
         </w:rPr>
-        <w:t>Die beigefuegte Handskizze (siehe jpg/wohnungsskizze_koerner.jpg) zeigt den Grundriss der Wohnung mit eingezeichneten Wegstrecken vom Hauseingang ueber das Treppenhaus zur Wohnungstuer sowie die Innenwege zwischen Wohnzimmer, Kueche, Schlafzimmer und Bad. Die kritischen Engstellen bei Kueche und Bad sind rot markiert, die fuer den Elektrorollstuhl geeigneten Bereiche gruen.</w:t>
+        <w:t>Die beigefügte Handskizze (siehe jpg/wohnungsskizze_koerner.jpg) zeigt den Grundriss der Wohnung mit eingezeichneten Wegstrecken vom Hauseingang über das Treppenhaus zur Wohnungstür sowie die Innenwege zwischen Wohnzimmer, Küche, Schlafzimmer und Bad. Die kritischen Engstellen bei Küche und Bad sind rot markiert, die für den Elektrorollstuhl geeigneten Bereiche grün.</w:t>
       </w:r>
     </w:p>
     <w:p>
@@ -440,7 +440,7 @@
         <w:pStyle w:val="Heading2"/>
       </w:pPr>
       <w:r>
-        <w:t>4. Aussenbereich</w:t>
+        <w:t>4. Außenbereich</w:t>
       </w:r>
     </w:p>
     <w:p>
@@ -451,7 +451,7 @@
           <w:i w:val="0"/>
           <w:sz w:val="22"/>
         </w:rPr>
-        <w:t>Der Gehweg vor dem Haus ist asphaltiert, weist jedoch nach 40 Metern eine abgesenkte, aber leicht schraege Bordsteinkante zur Querungshilfe auf. Die naechste Apotheke liegt in etwa 180 Metern Entfernung, der Hausarzt in etwa 600 Metern.</w:t>
+        <w:t>Der Gehweg vor dem Haus ist asphaltiert, weist jedoch nach 40 Metern eine abgesenkte, aber leicht schräge Bordsteinkante zur Querungshilfe auf. Die nächste Apotheke liegt in etwa 180 Metern Entfernung, der Hausarzt in etwa 600 Metern.</w:t>
       </w:r>
     </w:p>
     <w:p>
@@ -470,28 +470,104 @@
           <w:i w:val="0"/>
           <w:sz w:val="22"/>
         </w:rPr>
-        <w:t>Fuer den Innenbereich der Wohnung sowie den unmittelbaren Nahbereich nach Ueberwindung der Eingangsstufen ist ein kompakter Elektrorollstuhl technisch geeignet. Die beiden Eingangsstufen erfordern zusaetzlich eine mobile Rampe oder einen baulichen Umbau, der gesondert bei der Pflegekasse zu beantragen waere.</w:t>
-      </w:r>
-    </w:p>
-    <w:p>
-      <w:r>
-        <w:rPr>
-          <w:rFonts w:ascii="Times New Roman" w:hAnsi="Times New Roman"/>
-          <w:b w:val="0"/>
-          <w:i w:val="0"/>
-          <w:sz w:val="22"/>
-        </w:rPr>
-        <w:t>Formathinweis: Dieses Aktenstück wird in Times New Roman, 11 pt, mit ausschließlich dezimaler Gliederung ausgegeben.</w:t>
+        <w:t>Für den Innenbereich der Wohnung sowie den unmittelbaren Nahbereich nach Überwindung der Eingangsstufen ist ein kompakter Elektrorollstuhl technisch geeignet. Die beiden Eingangsstufen erfordern zusätzlich eine mobile Rampe oder einen baulichen Umbau, der gesondert bei der Pflegekasse zu beantragen wäre.</w:t>
       </w:r>
     </w:p>
     <w:sectPr>
-      <w:pgSz w:w="12240" w:h="15840"/>
-      <w:pgMar w:top="1440" w:right="1800" w:bottom="1440" w:left="1800" w:header="720" w:footer="720" w:gutter="0"/>
+      <w:headerReference w:type="default" r:id="rId9"/>
+      <w:footerReference w:type="default" r:id="rId10"/>
+      <w:pgSz w:w="11906" w:h="16838"/>
+      <w:pgMar w:top="1440" w:right="1800" w:bottom="1440" w:left="1800" w:header="680" w:footer="567" w:gutter="0"/>
       <w:cols w:space="720"/>
       <w:docGrid w:linePitch="360"/>
     </w:sectPr>
   </w:body>
 </w:document>
+</file>
+
+<file path=word/footer1.xml><?xml version="1.0" encoding="utf-8"?>
+<w:ftr xmlns:m="http://schemas.openxmlformats.org/officeDocument/2006/math" xmlns:mc="http://schemas.openxmlformats.org/markup-compatibility/2006" xmlns:mo="http://schemas.microsoft.com/office/mac/office/2008/main" xmlns:mv="urn:schemas-microsoft-com:mac:vml" xmlns:o="urn:schemas-microsoft-com:office:office" xmlns:r="http://schemas.openxmlformats.org/officeDocument/2006/relationships" xmlns:v="urn:schemas-microsoft-com:vml" xmlns:w10="urn:schemas-microsoft-com:office:word" xmlns:w14="http://schemas.microsoft.com/office/word/2010/wordml" xmlns:w="http://schemas.openxmlformats.org/wordprocessingml/2006/main" xmlns:wne="http://schemas.microsoft.com/office/word/2006/wordml" xmlns:wp14="http://schemas.microsoft.com/office/word/2010/wordprocessingDrawing" xmlns:wp="http://schemas.openxmlformats.org/drawingml/2006/wordprocessingDrawing" xmlns:wpc="http://schemas.microsoft.com/office/word/2010/wordprocessingCanvas" xmlns:wpg="http://schemas.microsoft.com/office/word/2010/wordprocessingGroup" xmlns:wpi="http://schemas.microsoft.com/office/word/2010/wordprocessingInk" xmlns:wps="http://schemas.microsoft.com/office/word/2010/wordprocessingShape" mc:Ignorable="w14 wp14">
+  <w:p>
+    <w:pPr>
+      <w:pStyle w:val="Footer"/>
+      <w:tabs>
+        <w:tab w:pos="9071" w:val="right"/>
+      </w:tabs>
+      <w:jc w:val="left"/>
+    </w:pPr>
+    <w:r>
+      <w:rPr>
+        <w:rFonts w:ascii="Times New Roman" w:hAnsi="Times New Roman"/>
+        <w:color w:val="6B6B66"/>
+        <w:sz w:val="16"/>
+      </w:rPr>
+    </w:r>
+    <w:r>
+      <w:rPr>
+        <w:rFonts w:ascii="Times New Roman" w:hAnsi="Times New Roman"/>
+        <w:color w:val="6B6B66"/>
+        <w:sz w:val="16"/>
+      </w:rPr>
+      <w:t>RehaTechnik Albrecht GmbH</w:t>
+    </w:r>
+    <w:r>
+      <w:rPr>
+        <w:rFonts w:ascii="Times New Roman" w:hAnsi="Times New Roman"/>
+        <w:color w:val="6B6B66"/>
+        <w:sz w:val="16"/>
+      </w:rPr>
+      <w:tab/>
+      <w:t xml:space="preserve">Seite </w:t>
+    </w:r>
+    <w:r>
+      <w:rPr>
+        <w:rFonts w:ascii="Times New Roman" w:hAnsi="Times New Roman"/>
+        <w:color w:val="6B6B66"/>
+        <w:sz w:val="16"/>
+      </w:rPr>
+      <w:fldChar w:fldCharType="begin"/>
+      <w:instrText xml:space="preserve"> PAGE </w:instrText>
+      <w:fldChar w:fldCharType="end"/>
+    </w:r>
+  </w:p>
+</w:ftr>
+</file>
+
+<file path=word/header1.xml><?xml version="1.0" encoding="utf-8"?>
+<w:hdr xmlns:m="http://schemas.openxmlformats.org/officeDocument/2006/math" xmlns:mc="http://schemas.openxmlformats.org/markup-compatibility/2006" xmlns:mo="http://schemas.microsoft.com/office/mac/office/2008/main" xmlns:mv="urn:schemas-microsoft-com:mac:vml" xmlns:o="urn:schemas-microsoft-com:office:office" xmlns:r="http://schemas.openxmlformats.org/officeDocument/2006/relationships" xmlns:v="urn:schemas-microsoft-com:vml" xmlns:w10="urn:schemas-microsoft-com:office:word" xmlns:w14="http://schemas.microsoft.com/office/word/2010/wordml" xmlns:w="http://schemas.openxmlformats.org/wordprocessingml/2006/main" xmlns:wne="http://schemas.microsoft.com/office/word/2006/wordml" xmlns:wp14="http://schemas.microsoft.com/office/word/2010/wordprocessingDrawing" xmlns:wp="http://schemas.openxmlformats.org/drawingml/2006/wordprocessingDrawing" xmlns:wpc="http://schemas.microsoft.com/office/word/2010/wordprocessingCanvas" xmlns:wpg="http://schemas.microsoft.com/office/word/2010/wordprocessingGroup" xmlns:wpi="http://schemas.microsoft.com/office/word/2010/wordprocessingInk" xmlns:wps="http://schemas.microsoft.com/office/word/2010/wordprocessingShape" mc:Ignorable="w14 wp14">
+  <w:p>
+    <w:pPr>
+      <w:pStyle w:val="Header"/>
+      <w:jc w:val="left"/>
+    </w:pPr>
+    <w:r/>
+    <w:r>
+      <w:rPr>
+        <w:rFonts w:ascii="Times New Roman" w:hAnsi="Times New Roman"/>
+        <w:b/>
+        <w:color w:val="1F3864"/>
+        <w:sz w:val="24"/>
+      </w:rPr>
+      <w:t>RehaTechnik Albrecht GmbH</w:t>
+    </w:r>
+  </w:p>
+  <w:p>
+    <w:pPr>
+      <w:jc w:val="left"/>
+      <w:pBdr>
+        <w:bottom w:val="single" w:sz="6" w:space="2" w:color="1F3864"/>
+      </w:pBdr>
+    </w:pPr>
+    <w:r>
+      <w:rPr>
+        <w:rFonts w:ascii="Times New Roman" w:hAnsi="Times New Roman"/>
+        <w:color w:val="6B6B66"/>
+        <w:sz w:val="16"/>
+      </w:rPr>
+      <w:t>Unternehmen</w:t>
+    </w:r>
+  </w:p>
+</w:hdr>
 </file>
 
 <file path=word/numbering.xml><?xml version="1.0" encoding="utf-8"?>
